--- a/Docs/PA1 Part2/Effort Estimations.docx
+++ b/Docs/PA1 Part2/Effort Estimations.docx
@@ -1,6 +1,6 @@
 
 <file path=word/document.xml><?xml version="1.0" encoding="utf-8"?>
-<w:document xmlns:wpc="http://schemas.microsoft.com/office/word/2010/wordprocessingCanvas" xmlns:cx="http://schemas.microsoft.com/office/drawing/2014/chartex" xmlns:cx1="http://schemas.microsoft.com/office/drawing/2015/9/8/chartex" xmlns:cx2="http://schemas.microsoft.com/office/drawing/2015/10/21/chartex" xmlns:cx3="http://schemas.microsoft.com/office/drawing/2016/5/9/chartex" xmlns:cx4="http://schemas.microsoft.com/office/drawing/2016/5/10/chartex" xmlns:cx5="http://schemas.microsoft.com/office/drawing/2016/5/11/chartex" xmlns:cx6="http://schemas.microsoft.com/office/drawing/2016/5/12/chartex" xmlns:cx7="http://schemas.microsoft.com/office/drawing/2016/5/13/chartex" xmlns:cx8="http://schemas.microsoft.com/office/drawing/2016/5/14/chartex" xmlns:mc="http://schemas.openxmlformats.org/markup-compatibility/2006" xmlns:aink="http://schemas.microsoft.com/office/drawing/2016/ink" xmlns:am3d="http://schemas.microsoft.com/office/drawing/2017/model3d" xmlns:o="urn:schemas-microsoft-com:office:office" xmlns:oel="http://schemas.microsoft.com/office/2019/extlst" xmlns:r="http://schemas.openxmlformats.org/officeDocument/2006/relationships" xmlns:m="http://schemas.openxmlformats.org/officeDocument/2006/math" xmlns:v="urn:schemas-microsoft-com:vml" xmlns:wp14="http://schemas.microsoft.com/office/word/2010/wordprocessingDrawing" xmlns:wp="http://schemas.openxmlformats.org/drawingml/2006/wordprocessingDrawing" xmlns:w10="urn:schemas-microsoft-com:office:word" xmlns:w="http://schemas.openxmlformats.org/wordprocessingml/2006/main" xmlns:w14="http://schemas.microsoft.com/office/word/2010/wordml" xmlns:w15="http://schemas.microsoft.com/office/word/2012/wordml" xmlns:w16cex="http://schemas.microsoft.com/office/word/2018/wordml/cex" xmlns:w16cid="http://schemas.microsoft.com/office/word/2016/wordml/cid" xmlns:w16="http://schemas.microsoft.com/office/word/2018/wordml" xmlns:w16du="http://schemas.microsoft.com/office/word/2023/wordml/word16du" xmlns:w16sdtdh="http://schemas.microsoft.com/office/word/2020/wordml/sdtdatahash" xmlns:w16sdtfl="http://schemas.microsoft.com/office/word/2024/wordml/sdtformatlock" xmlns:w16se="http://schemas.microsoft.com/office/word/2015/wordml/symex" xmlns:wpg="http://schemas.microsoft.com/office/word/2010/wordprocessingGroup" xmlns:wpi="http://schemas.microsoft.com/office/word/2010/wordprocessingInk" xmlns:wne="http://schemas.microsoft.com/office/word/2006/wordml" xmlns:wps="http://schemas.microsoft.com/office/word/2010/wordprocessingShape" mc:Ignorable="w14 w15 w16se w16cid w16 w16cex w16sdtdh w16sdtfl w16du wp14">
+<w:document xmlns:wpc="http://schemas.microsoft.com/office/word/2010/wordprocessingCanvas" xmlns:cx="http://schemas.microsoft.com/office/drawing/2014/chartex" xmlns:cx1="http://schemas.microsoft.com/office/drawing/2015/9/8/chartex" xmlns:mc="http://schemas.openxmlformats.org/markup-compatibility/2006" xmlns:o="urn:schemas-microsoft-com:office:office" xmlns:r="http://schemas.openxmlformats.org/officeDocument/2006/relationships" xmlns:m="http://schemas.openxmlformats.org/officeDocument/2006/math" xmlns:v="urn:schemas-microsoft-com:vml" xmlns:wp14="http://schemas.microsoft.com/office/word/2010/wordprocessingDrawing" xmlns:wp="http://schemas.openxmlformats.org/drawingml/2006/wordprocessingDrawing" xmlns:w10="urn:schemas-microsoft-com:office:word" xmlns:w="http://schemas.openxmlformats.org/wordprocessingml/2006/main" xmlns:w14="http://schemas.microsoft.com/office/word/2010/wordml" xmlns:w15="http://schemas.microsoft.com/office/word/2012/wordml" xmlns:w16se="http://schemas.microsoft.com/office/word/2015/wordml/symex" xmlns:wpg="http://schemas.microsoft.com/office/word/2010/wordprocessingGroup" xmlns:wpi="http://schemas.microsoft.com/office/word/2010/wordprocessingInk" xmlns:wne="http://schemas.microsoft.com/office/word/2006/wordml" xmlns:wps="http://schemas.microsoft.com/office/word/2010/wordprocessingShape" mc:Ignorable="w14 w15 w16se wp14">
   <w:body>
     <w:p>
       <w:pPr>
@@ -96,6 +96,7 @@
       <w:r>
         <w:rPr>
           <w:noProof/>
+          <w:lang w:val="tr-TR" w:eastAsia="tr-TR"/>
         </w:rPr>
         <w:drawing>
           <wp:inline distT="0" distB="0" distL="0" distR="0" wp14:anchorId="4B7921E4" wp14:editId="32C34A56">
@@ -717,6 +718,14 @@
               </w:rPr>
               <w:t>Gereksinim Analizi</w:t>
             </w:r>
+            <w:r>
+              <w:rPr>
+                <w:rFonts w:ascii="Arial" w:eastAsia="Arial" w:hAnsi="Arial" w:cs="Arial"/>
+                <w:color w:val="1F1F1F"/>
+                <w:lang w:val="tr-TR"/>
+              </w:rPr>
+              <w:t xml:space="preserve"> &amp; Dökümantasyon</w:t>
+            </w:r>
           </w:p>
         </w:tc>
         <w:tc>
@@ -746,7 +755,7 @@
                 <w:color w:val="1F1F1F"/>
                 <w:lang w:val="tr-TR"/>
               </w:rPr>
-              <w:t xml:space="preserve">            15</w:t>
+              <w:t xml:space="preserve">            20</w:t>
             </w:r>
             <w:r>
               <w:rPr>
@@ -1008,15 +1017,7 @@
                 <w:color w:val="1F1F1F"/>
                 <w:lang w:val="tr-TR"/>
               </w:rPr>
-              <w:t>5</w:t>
-            </w:r>
-            <w:r>
-              <w:rPr>
-                <w:rFonts w:ascii="Arial" w:eastAsia="Arial" w:hAnsi="Arial" w:cs="Arial"/>
-                <w:color w:val="1F1F1F"/>
-                <w:lang w:val="tr-TR"/>
-              </w:rPr>
-              <w:t>5</w:t>
+              <w:t>40</w:t>
             </w:r>
             <w:r>
               <w:rPr>
@@ -1135,7 +1136,7 @@
                 <w:color w:val="1F1F1F"/>
                 <w:lang w:val="tr-TR"/>
               </w:rPr>
-              <w:t xml:space="preserve">            20</w:t>
+              <w:t xml:space="preserve">            30</w:t>
             </w:r>
             <w:r>
               <w:rPr>
@@ -1634,7 +1635,15 @@
                 <w:color w:val="1F1F1F"/>
                 <w:lang w:val="tr-TR"/>
               </w:rPr>
-              <w:t xml:space="preserve">Backend Developer, Database Manager </w:t>
+              <w:t>Database Manager, QA Engineer, Documentation</w:t>
+            </w:r>
+            <w:r>
+              <w:rPr>
+                <w:rFonts w:ascii="Arial" w:eastAsia="Arial" w:hAnsi="Arial" w:cs="Arial"/>
+                <w:color w:val="1F1F1F"/>
+                <w:lang w:val="tr-TR"/>
+              </w:rPr>
+              <w:t xml:space="preserve"> </w:t>
             </w:r>
           </w:p>
         </w:tc>
@@ -1664,12 +1673,30 @@
               </w:rPr>
             </w:pPr>
             <w:r>
-              <w:rPr>
-                <w:rFonts w:ascii="Arial" w:eastAsia="Arial" w:hAnsi="Arial" w:cs="Arial"/>
-                <w:color w:val="1F1F1F"/>
-                <w:lang w:val="tr-TR"/>
-              </w:rPr>
-              <w:t>SQLite şema tasarımı, Pomodoro ve çalışma süresi tutma mantığının kodlanması.</w:t>
+              <w:t>SQLite veri tabanının</w:t>
+            </w:r>
+            <w:r>
+              <w:t xml:space="preserve"> tasarlanması (Database), kali</w:t>
+            </w:r>
+            <w:r>
+              <w:t>te güvence süreçleri kapsamında</w:t>
+            </w:r>
+            <w:r>
+              <w:t xml:space="preserve"> Unit ve integrasyon</w:t>
+            </w:r>
+            <w:r>
+              <w:t xml:space="preserve"> testleri</w:t>
+            </w:r>
+            <w:r>
+              <w:t>ni</w:t>
+            </w:r>
+            <w:bookmarkStart w:id="0" w:name="_GoBack"/>
+            <w:bookmarkEnd w:id="0"/>
+            <w:r>
+              <w:t>n</w:t>
+            </w:r>
+            <w:r>
+              <w:t xml:space="preserve"> yapılması (QA) ve proje dokümantasyonunun hazırlanması (Documentation).</w:t>
             </w:r>
           </w:p>
         </w:tc>
@@ -1754,6 +1781,7 @@
                 <w:color w:val="1F1F1F"/>
                 <w:lang w:val="tr-TR"/>
               </w:rPr>
+              <w:lastRenderedPageBreak/>
               <w:t>Zeynep Sarılar</w:t>
             </w:r>
           </w:p>
@@ -1789,7 +1817,15 @@
                 <w:color w:val="1F1F1F"/>
                 <w:lang w:val="tr-TR"/>
               </w:rPr>
-              <w:t xml:space="preserve">Backend Developer, QA Engineer </w:t>
+              <w:t>Backend Developer, QA Engineer, Documentation</w:t>
+            </w:r>
+            <w:r>
+              <w:rPr>
+                <w:rFonts w:ascii="Arial" w:eastAsia="Arial" w:hAnsi="Arial" w:cs="Arial"/>
+                <w:color w:val="1F1F1F"/>
+                <w:lang w:val="tr-TR"/>
+              </w:rPr>
+              <w:t xml:space="preserve"> </w:t>
             </w:r>
           </w:p>
         </w:tc>
@@ -1819,12 +1855,22 @@
               </w:rPr>
             </w:pPr>
             <w:r>
-              <w:rPr>
-                <w:rFonts w:ascii="Arial" w:eastAsia="Arial" w:hAnsi="Arial" w:cs="Arial"/>
-                <w:color w:val="1F1F1F"/>
-                <w:lang w:val="tr-TR"/>
-              </w:rPr>
-              <w:t>İstatistik paneli verilerinin işlenmesi, birim testlerin yazılması.</w:t>
+              <w:t>İstatistik panelinin kodlanması</w:t>
+            </w:r>
+            <w:r>
+              <w:t xml:space="preserve"> (Backend), </w:t>
+            </w:r>
+            <w:r>
+              <w:t>kodların</w:t>
+            </w:r>
+            <w:r>
+              <w:t xml:space="preserve"> birim (unit) testlerinin yazılması (QA) ve </w:t>
+            </w:r>
+            <w:r>
+              <w:t xml:space="preserve">proje dokümantasyonunun hazırlanması </w:t>
+            </w:r>
+            <w:r>
+              <w:t>(Documentation).</w:t>
             </w:r>
           </w:p>
         </w:tc>
@@ -1909,7 +1955,6 @@
                 <w:color w:val="1F1F1F"/>
                 <w:lang w:val="tr-TR"/>
               </w:rPr>
-              <w:lastRenderedPageBreak/>
               <w:t>Burak Bingöl</w:t>
             </w:r>
           </w:p>
@@ -1945,7 +1990,31 @@
                 <w:color w:val="1F1F1F"/>
                 <w:lang w:val="tr-TR"/>
               </w:rPr>
-              <w:t xml:space="preserve">Frontend Developer, Database Manager </w:t>
+              <w:t xml:space="preserve">Backend Developer, </w:t>
+            </w:r>
+            <w:r>
+              <w:rPr>
+                <w:rFonts w:ascii="Arial" w:eastAsia="Arial" w:hAnsi="Arial" w:cs="Arial"/>
+                <w:color w:val="1F1F1F"/>
+                <w:lang w:val="tr-TR"/>
+              </w:rPr>
+              <w:t>Frontend Developer,</w:t>
+            </w:r>
+            <w:r>
+              <w:rPr>
+                <w:rFonts w:ascii="Arial" w:eastAsia="Arial" w:hAnsi="Arial" w:cs="Arial"/>
+                <w:color w:val="1F1F1F"/>
+                <w:lang w:val="tr-TR"/>
+              </w:rPr>
+              <w:t xml:space="preserve"> Documentation</w:t>
+            </w:r>
+            <w:r>
+              <w:rPr>
+                <w:rFonts w:ascii="Arial" w:eastAsia="Arial" w:hAnsi="Arial" w:cs="Arial"/>
+                <w:color w:val="1F1F1F"/>
+                <w:lang w:val="tr-TR"/>
+              </w:rPr>
+              <w:t xml:space="preserve"> </w:t>
             </w:r>
           </w:p>
         </w:tc>
@@ -1975,12 +2044,28 @@
               </w:rPr>
             </w:pPr>
             <w:r>
-              <w:rPr>
-                <w:rFonts w:ascii="Arial" w:eastAsia="Arial" w:hAnsi="Arial" w:cs="Arial"/>
-                <w:color w:val="1F1F1F"/>
-                <w:lang w:val="tr-TR"/>
-              </w:rPr>
-              <w:t>JavaFX Dashboard tasarımı, Takvim ekranı ve veritabanı entegrasyonu.</w:t>
+              <w:t>To-do list’in kodlanması</w:t>
+            </w:r>
+            <w:r>
+              <w:t xml:space="preserve"> </w:t>
+            </w:r>
+            <w:r>
+              <w:t>(Backend), JavaFX kullanılarak Dashboard</w:t>
+            </w:r>
+            <w:r>
+              <w:t xml:space="preserve"> tasarımı ve uygulama teması</w:t>
+            </w:r>
+            <w:r>
+              <w:t xml:space="preserve"> (Frontend) ve </w:t>
+            </w:r>
+            <w:r>
+              <w:t>proje</w:t>
+            </w:r>
+            <w:r>
+              <w:t xml:space="preserve"> dokümantasyonunun hazırlanması </w:t>
+            </w:r>
+            <w:r>
+              <w:t>(Documentation).</w:t>
             </w:r>
           </w:p>
         </w:tc>
@@ -2100,7 +2185,31 @@
                 <w:color w:val="1F1F1F"/>
                 <w:lang w:val="tr-TR"/>
               </w:rPr>
-              <w:t xml:space="preserve">Frontend Developer, QA Engineer </w:t>
+              <w:t xml:space="preserve">Backend </w:t>
+            </w:r>
+            <w:r>
+              <w:rPr>
+                <w:rFonts w:ascii="Arial" w:eastAsia="Arial" w:hAnsi="Arial" w:cs="Arial"/>
+                <w:color w:val="1F1F1F"/>
+                <w:lang w:val="tr-TR"/>
+              </w:rPr>
+              <w:t xml:space="preserve">Developer, </w:t>
+            </w:r>
+            <w:r>
+              <w:rPr>
+                <w:rFonts w:ascii="Arial" w:eastAsia="Arial" w:hAnsi="Arial" w:cs="Arial"/>
+                <w:color w:val="1F1F1F"/>
+                <w:lang w:val="tr-TR"/>
+              </w:rPr>
+              <w:t xml:space="preserve">Frontend Developer, </w:t>
+            </w:r>
+            <w:r>
+              <w:rPr>
+                <w:rFonts w:ascii="Arial" w:eastAsia="Arial" w:hAnsi="Arial" w:cs="Arial"/>
+                <w:color w:val="1F1F1F"/>
+                <w:lang w:val="tr-TR"/>
+              </w:rPr>
+              <w:t xml:space="preserve">QA Engineer </w:t>
             </w:r>
           </w:p>
         </w:tc>
@@ -2130,12 +2239,31 @@
               </w:rPr>
             </w:pPr>
             <w:r>
-              <w:rPr>
-                <w:rFonts w:ascii="Arial" w:eastAsia="Arial" w:hAnsi="Arial" w:cs="Arial"/>
-                <w:color w:val="1F1F1F"/>
-                <w:lang w:val="tr-TR"/>
-              </w:rPr>
-              <w:t xml:space="preserve">Mobil arayüz tasarımı (Android Studio), kullanıcı kabul testlerinin yürütülmesi. </w:t>
+              <w:t xml:space="preserve">Pomodoro sayacının işleyişinin </w:t>
+            </w:r>
+            <w:r>
+              <w:t>kodlanması (Backend),</w:t>
+            </w:r>
+            <w:r>
+              <w:t xml:space="preserve"> </w:t>
+            </w:r>
+            <w:r>
+              <w:t>JavaFX’te</w:t>
+            </w:r>
+            <w:r>
+              <w:t xml:space="preserve"> arayüz tasarımı (Frontend) ve</w:t>
+            </w:r>
+            <w:r>
+              <w:t xml:space="preserve"> </w:t>
+            </w:r>
+            <w:r>
+              <w:t xml:space="preserve">unit </w:t>
+            </w:r>
+            <w:r>
+              <w:t>testlerin yürütülmesi</w:t>
+            </w:r>
+            <w:r>
+              <w:t xml:space="preserve"> (QA).</w:t>
             </w:r>
           </w:p>
         </w:tc>
@@ -2247,15 +2375,56 @@
               <w:rPr>
                 <w:rFonts w:ascii="Arial" w:eastAsia="Arial" w:hAnsi="Arial" w:cs="Arial"/>
                 <w:color w:val="1F1F1F"/>
-              </w:rPr>
-            </w:pPr>
-            <w:r>
-              <w:rPr>
-                <w:rFonts w:ascii="Arial" w:eastAsia="Arial" w:hAnsi="Arial" w:cs="Arial"/>
-                <w:color w:val="1F1F1F"/>
-                <w:lang w:val="tr-TR"/>
-              </w:rPr>
-              <w:t xml:space="preserve">Backend Developer, Database Manager </w:t>
+                <w:lang w:val="tr-TR"/>
+              </w:rPr>
+            </w:pPr>
+            <w:r>
+              <w:rPr>
+                <w:rFonts w:ascii="Arial" w:eastAsia="Arial" w:hAnsi="Arial" w:cs="Arial"/>
+                <w:color w:val="1F1F1F"/>
+                <w:lang w:val="tr-TR"/>
+              </w:rPr>
+              <w:t xml:space="preserve">Backend Developer, </w:t>
+            </w:r>
+            <w:r>
+              <w:rPr>
+                <w:rFonts w:ascii="Arial" w:eastAsia="Arial" w:hAnsi="Arial" w:cs="Arial"/>
+                <w:color w:val="1F1F1F"/>
+                <w:lang w:val="tr-TR"/>
+              </w:rPr>
+              <w:t xml:space="preserve">Frontend </w:t>
+            </w:r>
+            <w:r>
+              <w:rPr>
+                <w:rFonts w:ascii="Arial" w:eastAsia="Arial" w:hAnsi="Arial" w:cs="Arial"/>
+                <w:color w:val="1F1F1F"/>
+                <w:lang w:val="tr-TR"/>
+              </w:rPr>
+              <w:t>Developer</w:t>
+            </w:r>
+            <w:r>
+              <w:rPr>
+                <w:rFonts w:ascii="Arial" w:eastAsia="Arial" w:hAnsi="Arial" w:cs="Arial"/>
+                <w:color w:val="1F1F1F"/>
+                <w:lang w:val="tr-TR"/>
+              </w:rPr>
+              <w:t xml:space="preserve">, </w:t>
+            </w:r>
+            <w:r>
+              <w:rPr>
+                <w:rFonts w:ascii="Arial" w:eastAsia="Arial" w:hAnsi="Arial" w:cs="Arial"/>
+                <w:color w:val="1F1F1F"/>
+                <w:lang w:val="tr-TR"/>
+              </w:rPr>
+              <w:t>Datab</w:t>
+            </w:r>
+            <w:r>
+              <w:rPr>
+                <w:rFonts w:ascii="Arial" w:eastAsia="Arial" w:hAnsi="Arial" w:cs="Arial"/>
+                <w:color w:val="1F1F1F"/>
+                <w:lang w:val="tr-TR"/>
+              </w:rPr>
+              <w:t>ase Manager</w:t>
             </w:r>
           </w:p>
         </w:tc>
@@ -2285,12 +2454,10 @@
               </w:rPr>
             </w:pPr>
             <w:r>
-              <w:rPr>
-                <w:rFonts w:ascii="Arial" w:eastAsia="Arial" w:hAnsi="Arial" w:cs="Arial"/>
-                <w:color w:val="1F1F1F"/>
-                <w:lang w:val="tr-TR"/>
-              </w:rPr>
-              <w:t xml:space="preserve">Ders/Sınav takip mantığı, SQLite JDBC bağlantı katmanının yazılması. </w:t>
+              <w:t>Ders operasyonları ve takvime etkinlik ekleme işleyişinin kodlanması</w:t>
+            </w:r>
+            <w:r>
+              <w:t xml:space="preserve"> (Backend), ilgili modüllerin arayüz bileşenlerinin geliştirilmesi (Frontend) ve SQLite JDBC bağlantı katmanının oluşturulması (Database).</w:t>
             </w:r>
           </w:p>
         </w:tc>
@@ -2532,7 +2699,7 @@
     </w:p>
     <w:p>
       <w:pPr>
-        <w:pStyle w:val="ListParagraph"/>
+        <w:pStyle w:val="ListeParagraf"/>
         <w:numPr>
           <w:ilvl w:val="0"/>
           <w:numId w:val="1"/>
@@ -2558,7 +2725,7 @@
     </w:p>
     <w:p>
       <w:pPr>
-        <w:pStyle w:val="ListParagraph"/>
+        <w:pStyle w:val="ListeParagraf"/>
         <w:rPr>
           <w:rFonts w:ascii="Arial" w:hAnsi="Arial" w:cs="Arial"/>
         </w:rPr>
@@ -2585,7 +2752,7 @@
     </w:p>
     <w:tbl>
       <w:tblPr>
-        <w:tblStyle w:val="TableGrid"/>
+        <w:tblStyle w:val="TabloKlavuzu"/>
         <w:tblW w:w="0" w:type="auto"/>
         <w:tblLook w:val="04A0" w:firstRow="1" w:lastRow="0" w:firstColumn="1" w:lastColumn="0" w:noHBand="0" w:noVBand="1"/>
       </w:tblPr>
@@ -2613,6 +2780,7 @@
                 <w:sz w:val="26"/>
                 <w:szCs w:val="26"/>
               </w:rPr>
+              <w:lastRenderedPageBreak/>
               <w:t>Team Member</w:t>
             </w:r>
           </w:p>
@@ -3129,7 +3297,7 @@
 </file>
 
 <file path=word/numbering.xml><?xml version="1.0" encoding="utf-8"?>
-<w:numbering xmlns:wpc="http://schemas.microsoft.com/office/word/2010/wordprocessingCanvas" xmlns:cx="http://schemas.microsoft.com/office/drawing/2014/chartex" xmlns:cx1="http://schemas.microsoft.com/office/drawing/2015/9/8/chartex" xmlns:cx2="http://schemas.microsoft.com/office/drawing/2015/10/21/chartex" xmlns:cx3="http://schemas.microsoft.com/office/drawing/2016/5/9/chartex" xmlns:cx4="http://schemas.microsoft.com/office/drawing/2016/5/10/chartex" xmlns:cx5="http://schemas.microsoft.com/office/drawing/2016/5/11/chartex" xmlns:cx6="http://schemas.microsoft.com/office/drawing/2016/5/12/chartex" xmlns:cx7="http://schemas.microsoft.com/office/drawing/2016/5/13/chartex" xmlns:cx8="http://schemas.microsoft.com/office/drawing/2016/5/14/chartex" xmlns:mc="http://schemas.openxmlformats.org/markup-compatibility/2006" xmlns:aink="http://schemas.microsoft.com/office/drawing/2016/ink" xmlns:am3d="http://schemas.microsoft.com/office/drawing/2017/model3d" xmlns:o="urn:schemas-microsoft-com:office:office" xmlns:oel="http://schemas.microsoft.com/office/2019/extlst" xmlns:r="http://schemas.openxmlformats.org/officeDocument/2006/relationships" xmlns:m="http://schemas.openxmlformats.org/officeDocument/2006/math" xmlns:v="urn:schemas-microsoft-com:vml" xmlns:wp14="http://schemas.microsoft.com/office/word/2010/wordprocessingDrawing" xmlns:wp="http://schemas.openxmlformats.org/drawingml/2006/wordprocessingDrawing" xmlns:w10="urn:schemas-microsoft-com:office:word" xmlns:w="http://schemas.openxmlformats.org/wordprocessingml/2006/main" xmlns:w14="http://schemas.microsoft.com/office/word/2010/wordml" xmlns:w15="http://schemas.microsoft.com/office/word/2012/wordml" xmlns:w16cex="http://schemas.microsoft.com/office/word/2018/wordml/cex" xmlns:w16cid="http://schemas.microsoft.com/office/word/2016/wordml/cid" xmlns:w16="http://schemas.microsoft.com/office/word/2018/wordml" xmlns:w16du="http://schemas.microsoft.com/office/word/2023/wordml/word16du" xmlns:w16sdtdh="http://schemas.microsoft.com/office/word/2020/wordml/sdtdatahash" xmlns:w16sdtfl="http://schemas.microsoft.com/office/word/2024/wordml/sdtformatlock" xmlns:w16se="http://schemas.microsoft.com/office/word/2015/wordml/symex" xmlns:wpg="http://schemas.microsoft.com/office/word/2010/wordprocessingGroup" xmlns:wpi="http://schemas.microsoft.com/office/word/2010/wordprocessingInk" xmlns:wne="http://schemas.microsoft.com/office/word/2006/wordml" xmlns:wps="http://schemas.microsoft.com/office/word/2010/wordprocessingShape" mc:Ignorable="w14 w15 w16se w16cid w16 w16cex w16sdtdh w16sdtfl w16du wp14">
+<w:numbering xmlns:wpc="http://schemas.microsoft.com/office/word/2010/wordprocessingCanvas" xmlns:cx="http://schemas.microsoft.com/office/drawing/2014/chartex" xmlns:cx1="http://schemas.microsoft.com/office/drawing/2015/9/8/chartex" xmlns:mc="http://schemas.openxmlformats.org/markup-compatibility/2006" xmlns:o="urn:schemas-microsoft-com:office:office" xmlns:r="http://schemas.openxmlformats.org/officeDocument/2006/relationships" xmlns:m="http://schemas.openxmlformats.org/officeDocument/2006/math" xmlns:v="urn:schemas-microsoft-com:vml" xmlns:wp14="http://schemas.microsoft.com/office/word/2010/wordprocessingDrawing" xmlns:wp="http://schemas.openxmlformats.org/drawingml/2006/wordprocessingDrawing" xmlns:w10="urn:schemas-microsoft-com:office:word" xmlns:w="http://schemas.openxmlformats.org/wordprocessingml/2006/main" xmlns:w14="http://schemas.microsoft.com/office/word/2010/wordml" xmlns:w15="http://schemas.microsoft.com/office/word/2012/wordml" xmlns:w16se="http://schemas.microsoft.com/office/word/2015/wordml/symex" xmlns:wpg="http://schemas.microsoft.com/office/word/2010/wordprocessingGroup" xmlns:wpi="http://schemas.microsoft.com/office/word/2010/wordprocessingInk" xmlns:wne="http://schemas.microsoft.com/office/word/2006/wordml" xmlns:wps="http://schemas.microsoft.com/office/word/2010/wordprocessingShape" mc:Ignorable="w14 w15 w16se wp14">
   <w:abstractNum w:abstractNumId="0" w15:restartNumberingAfterBreak="0">
     <w:nsid w:val="019E3888"/>
     <w:multiLevelType w:val="hybridMultilevel"/>
@@ -3244,14 +3412,14 @@
       </w:rPr>
     </w:lvl>
   </w:abstractNum>
-  <w:num w:numId="1" w16cid:durableId="2078092836">
+  <w:num w:numId="1">
     <w:abstractNumId w:val="0"/>
   </w:num>
 </w:numbering>
 </file>
 
 <file path=word/styles.xml><?xml version="1.0" encoding="utf-8"?>
-<w:styles xmlns:mc="http://schemas.openxmlformats.org/markup-compatibility/2006" xmlns:r="http://schemas.openxmlformats.org/officeDocument/2006/relationships" xmlns:w="http://schemas.openxmlformats.org/wordprocessingml/2006/main" xmlns:w14="http://schemas.microsoft.com/office/word/2010/wordml" xmlns:w15="http://schemas.microsoft.com/office/word/2012/wordml" xmlns:w16cex="http://schemas.microsoft.com/office/word/2018/wordml/cex" xmlns:w16cid="http://schemas.microsoft.com/office/word/2016/wordml/cid" xmlns:w16="http://schemas.microsoft.com/office/word/2018/wordml" xmlns:w16du="http://schemas.microsoft.com/office/word/2023/wordml/word16du" xmlns:w16sdtdh="http://schemas.microsoft.com/office/word/2020/wordml/sdtdatahash" xmlns:w16sdtfl="http://schemas.microsoft.com/office/word/2024/wordml/sdtformatlock" xmlns:w16se="http://schemas.microsoft.com/office/word/2015/wordml/symex" mc:Ignorable="w14 w15 w16se w16cid w16 w16cex w16sdtdh w16sdtfl w16du">
+<w:styles xmlns:mc="http://schemas.openxmlformats.org/markup-compatibility/2006" xmlns:r="http://schemas.openxmlformats.org/officeDocument/2006/relationships" xmlns:w="http://schemas.openxmlformats.org/wordprocessingml/2006/main" xmlns:w14="http://schemas.microsoft.com/office/word/2010/wordml" xmlns:w15="http://schemas.microsoft.com/office/word/2012/wordml" xmlns:w16se="http://schemas.microsoft.com/office/word/2015/wordml/symex" mc:Ignorable="w14 w15 w16se">
   <w:docDefaults>
     <w:rPrDefault>
       <w:rPr>
@@ -3267,7 +3435,7 @@
       </w:pPr>
     </w:pPrDefault>
   </w:docDefaults>
-  <w:latentStyles w:defLockedState="0" w:defUIPriority="99" w:defSemiHidden="0" w:defUnhideWhenUsed="0" w:defQFormat="0" w:count="376">
+  <w:latentStyles w:defLockedState="0" w:defUIPriority="99" w:defSemiHidden="0" w:defUnhideWhenUsed="0" w:defQFormat="0" w:count="371">
     <w:lsdException w:name="Normal" w:uiPriority="0" w:qFormat="1"/>
     <w:lsdException w:name="heading 1" w:uiPriority="9" w:qFormat="1"/>
     <w:lsdException w:name="heading 2" w:semiHidden="1" w:uiPriority="9" w:unhideWhenUsed="1" w:qFormat="1"/>
@@ -3639,23 +3807,18 @@
     <w:lsdException w:name="List Table 5 Dark Accent 6" w:uiPriority="50"/>
     <w:lsdException w:name="List Table 6 Colorful Accent 6" w:uiPriority="51"/>
     <w:lsdException w:name="List Table 7 Colorful Accent 6" w:uiPriority="52"/>
-    <w:lsdException w:name="Mention" w:semiHidden="1" w:unhideWhenUsed="1"/>
-    <w:lsdException w:name="Smart Hyperlink" w:semiHidden="1" w:unhideWhenUsed="1"/>
-    <w:lsdException w:name="Hashtag" w:semiHidden="1" w:unhideWhenUsed="1"/>
-    <w:lsdException w:name="Unresolved Mention" w:semiHidden="1" w:unhideWhenUsed="1"/>
-    <w:lsdException w:name="Smart Link" w:semiHidden="1" w:unhideWhenUsed="1"/>
   </w:latentStyles>
   <w:style w:type="paragraph" w:default="1" w:styleId="Normal">
     <w:name w:val="Normal"/>
     <w:qFormat/>
   </w:style>
-  <w:style w:type="character" w:default="1" w:styleId="DefaultParagraphFont">
+  <w:style w:type="character" w:default="1" w:styleId="VarsaylanParagrafYazTipi">
     <w:name w:val="Default Paragraph Font"/>
     <w:uiPriority w:val="1"/>
     <w:semiHidden/>
     <w:unhideWhenUsed/>
   </w:style>
-  <w:style w:type="table" w:default="1" w:styleId="TableNormal">
+  <w:style w:type="table" w:default="1" w:styleId="NormalTablo">
     <w:name w:val="Normal Table"/>
     <w:uiPriority w:val="99"/>
     <w:semiHidden/>
@@ -3670,15 +3833,15 @@
       </w:tblCellMar>
     </w:tblPr>
   </w:style>
-  <w:style w:type="numbering" w:default="1" w:styleId="NoList">
+  <w:style w:type="numbering" w:default="1" w:styleId="ListeYok">
     <w:name w:val="No List"/>
     <w:uiPriority w:val="99"/>
     <w:semiHidden/>
     <w:unhideWhenUsed/>
   </w:style>
-  <w:style w:type="table" w:styleId="TableGrid">
+  <w:style w:type="table" w:styleId="TabloKlavuzu">
     <w:name w:val="Table Grid"/>
-    <w:basedOn w:val="TableNormal"/>
+    <w:basedOn w:val="NormalTablo"/>
     <w:uiPriority w:val="59"/>
     <w:rsid w:val="00FB4123"/>
     <w:pPr>
@@ -3695,7 +3858,7 @@
       </w:tblBorders>
     </w:tblPr>
   </w:style>
-  <w:style w:type="paragraph" w:styleId="ListParagraph">
+  <w:style w:type="paragraph" w:styleId="ListeParagraf">
     <w:name w:val="List Paragraph"/>
     <w:basedOn w:val="Normal"/>
     <w:uiPriority w:val="34"/>
